--- a/flow/20230927_hours/drafts/2024-03-u/07.03.docx
+++ b/flow/20230927_hours/drafts/2024-03-u/07.03.docx
@@ -4476,23 +4476,32 @@
       </w:r>
     </w:p>
     <w:p>
-      <w:pPr>
-        <w:spacing w:line="240" w:lineRule="auto"/>
-        <w:rPr>
-          <w:rFonts w:ascii="Times New Roman" w:hAnsi="Times New Roman"/>
-          <w:i/>
-          <w:color w:val="FF0000"/>
-          <w:sz w:val="24"/>
-        </w:rPr>
-      </w:pPr>
-      <w:r>
-        <w:rPr>
-          <w:rFonts w:ascii="Times New Roman" w:hAnsi="Times New Roman"/>
-          <w:i/>
-          <w:color w:val="FF0000"/>
-          <w:sz w:val="24"/>
-        </w:rPr>
-        <w:t xml:space="preserve">Тропар </w:t>
+      <w:r>
+        <w:rPr>
+          <w:rFonts w:ascii="Times New Roman" w:hAnsi="Times New Roman"/>
+          <w:i/>
+          <w:color w:val="FF0000"/>
+          <w:sz w:val="24"/>
+          <w:highlight w:val="white"/>
+        </w:rPr>
+        <w:t>Тропар (г. 4):</w:t>
+      </w:r>
+      <w:r>
+        <w:rPr>
+          <w:rFonts w:ascii="Times New Roman" w:hAnsi="Times New Roman"/>
+          <w:color w:val="FF0000"/>
+          <w:sz w:val="24"/>
+          <w:highlight w:val="white"/>
+        </w:rPr>
+        <w:t xml:space="preserve"> </w:t>
+      </w:r>
+      <w:r>
+        <w:rPr>
+          <w:rFonts w:ascii="Times New Roman" w:hAnsi="Times New Roman"/>
+          <w:sz w:val="24"/>
+          <w:highlight w:val="white"/>
+        </w:rPr>
+        <w:t>Боже отців наших,* що чиниш завжди з нами по Твоїй кротості,* не віддали милости Твоєї від нас,* але молитвами їх у мирі направ життя наше.</w:t>
       </w:r>
     </w:p>
     <w:p>
@@ -4895,23 +4904,31 @@
       </w:r>
     </w:p>
     <w:p>
-      <w:pPr>
-        <w:spacing w:line="240" w:lineRule="auto"/>
-        <w:rPr>
-          <w:rFonts w:ascii="Times New Roman" w:hAnsi="Times New Roman"/>
-          <w:i/>
-          <w:color w:val="FF0000"/>
-          <w:sz w:val="24"/>
-        </w:rPr>
-      </w:pPr>
-      <w:r>
-        <w:rPr>
-          <w:rFonts w:ascii="Times New Roman" w:hAnsi="Times New Roman"/>
-          <w:i/>
-          <w:color w:val="FF0000"/>
-          <w:sz w:val="24"/>
-        </w:rPr>
-        <w:t xml:space="preserve">Кондак </w:t>
+      <w:r>
+        <w:rPr>
+          <w:rFonts w:ascii="Times New Roman" w:hAnsi="Times New Roman"/>
+          <w:i/>
+          <w:color w:val="FF0000"/>
+          <w:sz w:val="24"/>
+          <w:highlight w:val="white"/>
+        </w:rPr>
+        <w:t>Кондак (г. 2):</w:t>
+      </w:r>
+      <w:r>
+        <w:rPr>
+          <w:rFonts w:ascii="Times New Roman" w:hAnsi="Times New Roman"/>
+          <w:sz w:val="24"/>
+          <w:highlight w:val="white"/>
+        </w:rPr>
+        <w:t xml:space="preserve"> Світлоносний день настав,* пастирів, єпископів Херсонських, які постраждали за овець і свято яких оспівуємо.* Священномученики, моліть пастиреначальника Христа,* щоб і нас долучив до овець, які по правиці стоять,* щоб співали ми вам:* Радуйтеся, священні </w:t>
+      </w:r>
+      <w:r>
+        <w:rPr>
+          <w:rFonts w:ascii="Times New Roman" w:hAnsi="Times New Roman"/>
+          <w:sz w:val="24"/>
+          <w:highlight w:val="white"/>
+        </w:rPr>
+        <w:t xml:space="preserve">отці, що за Христа кров свою пролили. </w:t>
       </w:r>
     </w:p>
     <w:p>
@@ -10065,23 +10082,32 @@
       </w:r>
     </w:p>
     <w:p>
-      <w:pPr>
-        <w:spacing w:line="240" w:lineRule="auto"/>
-        <w:rPr>
-          <w:rFonts w:ascii="Times New Roman" w:hAnsi="Times New Roman"/>
-          <w:i/>
-          <w:color w:val="FF0000"/>
-          <w:sz w:val="24"/>
-        </w:rPr>
-      </w:pPr>
-      <w:r>
-        <w:rPr>
-          <w:rFonts w:ascii="Times New Roman" w:hAnsi="Times New Roman"/>
-          <w:i/>
-          <w:color w:val="FF0000"/>
-          <w:sz w:val="24"/>
-        </w:rPr>
-        <w:t xml:space="preserve">Тропар </w:t>
+      <w:r>
+        <w:rPr>
+          <w:rFonts w:ascii="Times New Roman" w:hAnsi="Times New Roman"/>
+          <w:i/>
+          <w:color w:val="FF0000"/>
+          <w:sz w:val="24"/>
+          <w:highlight w:val="white"/>
+        </w:rPr>
+        <w:t>Тропар (г. 4):</w:t>
+      </w:r>
+      <w:r>
+        <w:rPr>
+          <w:rFonts w:ascii="Times New Roman" w:hAnsi="Times New Roman"/>
+          <w:color w:val="FF0000"/>
+          <w:sz w:val="24"/>
+          <w:highlight w:val="white"/>
+        </w:rPr>
+        <w:t xml:space="preserve"> </w:t>
+      </w:r>
+      <w:r>
+        <w:rPr>
+          <w:rFonts w:ascii="Times New Roman" w:hAnsi="Times New Roman"/>
+          <w:sz w:val="24"/>
+          <w:highlight w:val="white"/>
+        </w:rPr>
+        <w:t>Боже отців наших,* що чиниш завжди з нами по Твоїй кротості,* не віддали милости Твоєї від нас,* але молитвами їх у мирі направ життя наше.</w:t>
       </w:r>
     </w:p>
     <w:p>
@@ -10548,23 +10574,31 @@
       </w:r>
     </w:p>
     <w:p>
-      <w:pPr>
-        <w:spacing w:line="240" w:lineRule="auto"/>
-        <w:rPr>
-          <w:rFonts w:ascii="Times New Roman" w:hAnsi="Times New Roman"/>
-          <w:i/>
-          <w:color w:val="FF0000"/>
-          <w:sz w:val="24"/>
-        </w:rPr>
-      </w:pPr>
-      <w:r>
-        <w:rPr>
-          <w:rFonts w:ascii="Times New Roman" w:hAnsi="Times New Roman"/>
-          <w:i/>
-          <w:color w:val="FF0000"/>
-          <w:sz w:val="24"/>
-        </w:rPr>
-        <w:t xml:space="preserve">Кондак </w:t>
+      <w:r>
+        <w:rPr>
+          <w:rFonts w:ascii="Times New Roman" w:hAnsi="Times New Roman"/>
+          <w:i/>
+          <w:color w:val="FF0000"/>
+          <w:sz w:val="24"/>
+          <w:highlight w:val="white"/>
+        </w:rPr>
+        <w:t>Кондак (г. 2):</w:t>
+      </w:r>
+      <w:r>
+        <w:rPr>
+          <w:rFonts w:ascii="Times New Roman" w:hAnsi="Times New Roman"/>
+          <w:sz w:val="24"/>
+          <w:highlight w:val="white"/>
+        </w:rPr>
+        <w:t xml:space="preserve"> Світлоносний день настав,* пастирів, єпископів Херсонських, які постраждали за овець і свято яких оспівуємо.* Священномученики, моліть пастиреначальника Христа,* щоб і нас долучив до овець, які по правиці стоять,* щоб співали ми вам:* Радуйтеся, священні </w:t>
+      </w:r>
+      <w:r>
+        <w:rPr>
+          <w:rFonts w:ascii="Times New Roman" w:hAnsi="Times New Roman"/>
+          <w:sz w:val="24"/>
+          <w:highlight w:val="white"/>
+        </w:rPr>
+        <w:t xml:space="preserve">отці, що за Христа кров свою пролили. </w:t>
       </w:r>
     </w:p>
     <w:p>
